--- a/public/downloads/22_Confissao_de_Divida.docx
+++ b/public/downloads/22_Confissao_de_Divida.docx
@@ -8,12 +8,12 @@
       </w:pPr>
       <w:r>
         <w:rPr>
-          <w:rFonts w:ascii="Arial" w:hAnsi="Arial"/>
+          <w:rFonts w:ascii="Times New Roman" w:hAnsi="Times New Roman"/>
           <w:b/>
-          <w:color w:val="1A2C4C"/>
+          <w:color w:val="0A192F"/>
           <w:sz w:val="26"/>
         </w:rPr>
-        <w:t>TERMO DE CONFISSÃO DE DÍVIDA E PARCELAMENTO</w:t>
+        <w:t>INSTRUMENTO PARTICULAR DE CONFISSÃO DE DÍVIDA, PARCELAMENTO E COMPROMISSO DE PAGAMENTO</w:t>
       </w:r>
     </w:p>
     <w:p>
@@ -22,12 +22,12 @@
       </w:pPr>
       <w:r>
         <w:rPr>
-          <w:rFonts w:ascii="Arial" w:hAnsi="Arial"/>
+          <w:rFonts w:ascii="Times New Roman" w:hAnsi="Times New Roman"/>
           <w:i/>
-          <w:color w:val="787878"/>
-          <w:sz w:val="19"/>
+          <w:color w:val="5A5A5A"/>
+          <w:sz w:val="20"/>
         </w:rPr>
-        <w:t>Acervo de Segurança Jurídica • Módulo 3: Vida Civil e Finanças • Banca Andrade &amp; Florio</w:t>
+        <w:t>Com Eficácia de Título Executivo Extrajudicial nos Termos do Art. 784, Inciso III, do Código de Processo Civil</w:t>
       </w:r>
     </w:p>
     <w:p/>
@@ -45,7 +45,7 @@
         <w:tc>
           <w:tcPr>
             <w:tcW w:type="dxa" w:w="9360"/>
-            <w:shd w:fill="F4F5F7"/>
+            <w:shd w:fill="F8F9FA"/>
           </w:tcPr>
           <w:p>
             <w:pPr>
@@ -56,10 +56,12 @@
               <w:rPr>
                 <w:rFonts w:ascii="Arial" w:hAnsi="Arial"/>
                 <w:b/>
-                <w:color w:val="B48214"/>
-                <w:sz w:val="19"/>
+                <w:color w:val="8C640F"/>
+                <w:sz w:val="18"/>
               </w:rPr>
-              <w:t>💡 NOTA TÉCNICA DO ADVOGADO: Com a assinatura de 2 testemunhas, este termo constitui Título Executivo Extrajudicial (Art. 784, III do CPC), permitindo penhora de bens direta sem anos de processo.</w:t>
+              <w:t>ORIENTAÇÃO TÉCNICA E SEGURANÇA JURÍDICA (ANDRADE &amp; FLORIO):</w:t>
+              <w:br/>
+              <w:t>Para que a confissão de dívida tenha eficácia de Título Executivo Extrajudicial e permita a execução judicial direta com penhora de bens (sem necessidade de ação de cobrança prévia), o valor deve ser líquido, certo e exigível, e o instrumento DEVE conter a assinatura de 2 testemunhas qualificadas.</w:t>
             </w:r>
           </w:p>
         </w:tc>
@@ -68,129 +70,239 @@
     <w:p/>
     <w:p>
       <w:pPr>
-        <w:pStyle w:val="Heading2"/>
+        <w:spacing w:line="300" w:lineRule="auto" w:after="240"/>
+        <w:jc w:val="both"/>
       </w:pPr>
       <w:r>
-        <w:t>QUALIFICAÇÃO DAS PARTES</w:t>
-      </w:r>
-    </w:p>
-    <w:p>
-      <w:r>
-        <w:t>CREDOR: [NOME/EMPRESA].</w:t>
+        <w:rPr>
+          <w:rFonts w:ascii="Times New Roman" w:hAnsi="Times New Roman"/>
+          <w:color w:val="1E1E1E"/>
+          <w:sz w:val="22"/>
+        </w:rPr>
+        <w:t>Pelo presente Instrumento Particular de Confissão de Dívida e Parcelamento, com força de Título Executivo Extrajudicial (art. 784, III, do CPC), celebram entre si:</w:t>
         <w:br/>
-        <w:t>DEVEDOR: [NOME/PESSOA], CPF/CNPJ [Nº].</w:t>
+        <w:br/>
+        <w:t>CREDOR(A): [NOME OU RAZÃO SOCIAL DO CREDOR], inscrito(a) no CPF/CNPJ sob o nº [NÚMERO], com domicílio/sede na [ENDEREÇO COMPLETO COM CEP];</w:t>
+        <w:br/>
+        <w:br/>
+        <w:t>DEVEDOR(A): [NOME OU RAZÃO SOCIAL DO DEVEDOR], inscrito(a) no CPF/CNPJ sob o nº [NÚMERO], com domicílio/sede na [ENDEREÇO COMPLETO COM CEP];</w:t>
+        <w:br/>
+        <w:br/>
+        <w:t>[SE HOUVER AVALISTA/COOBRIGADO]: [NOME DO AVALISTA], CPF nº [CPF], residente na [ENDEREÇO], na qualidade de principal pagador solidário;</w:t>
+        <w:br/>
+        <w:br/>
+        <w:t>As partes têm entre si ajustado o seguinte:</w:t>
       </w:r>
     </w:p>
     <w:p>
       <w:pPr>
-        <w:spacing w:before="200" w:after="40"/>
+        <w:spacing w:before="240" w:after="60"/>
       </w:pPr>
       <w:r>
         <w:rPr>
-          <w:rFonts w:ascii="Arial" w:hAnsi="Arial"/>
+          <w:rFonts w:ascii="Times New Roman" w:hAnsi="Times New Roman"/>
           <w:b/>
-          <w:color w:val="1A2C4C"/>
+          <w:color w:val="0A192F"/>
           <w:sz w:val="22"/>
         </w:rPr>
-        <w:t>CLÁUSULA PRIMEIRA – DO VALOR DA DÍVIDA</w:t>
+        <w:t>CLÁUSULA PRIMEIRA – DO RECONHECIMENTO EXPRESSO DA DÍVIDA</w:t>
       </w:r>
     </w:p>
     <w:p>
       <w:pPr>
-        <w:spacing w:before="0" w:after="120" w:line="276" w:lineRule="auto"/>
+        <w:spacing w:before="0" w:after="160" w:line="300" w:lineRule="auto"/>
+        <w:jc w:val="both"/>
       </w:pPr>
       <w:r>
         <w:rPr>
-          <w:rFonts w:ascii="Arial" w:hAnsi="Arial"/>
-          <w:color w:val="282828"/>
-          <w:sz w:val="20"/>
+          <w:rFonts w:ascii="Times New Roman" w:hAnsi="Times New Roman"/>
+          <w:color w:val="1E1E1E"/>
+          <w:sz w:val="21"/>
         </w:rPr>
-        <w:t>O Devedor reconhece e confessa dever a quantia líquida, certa e exigível de R$ [VALOR TOTAL].</w:t>
+        <w:t>1.1. O DEVEDOR reconhece expressamente, de forma líquida, certa, irrevogável e irretratável, a existência de um débito em aberto perante o CREDOR no valor histórico consolidado de R$ [VALOR TOTAL CONSOLIDADO EM REAIS] ([VALOR POR EXTENSO]).</w:t>
+        <w:br/>
+        <w:br/>
+        <w:t>1.2. A presente confissão não opera novação da dívida originária (arts. 360 e seguintes do Código Civil), subsistindo a exigibilidade das obrigações subjacentes até a integral e efetiva liquidação.</w:t>
       </w:r>
     </w:p>
     <w:p>
       <w:pPr>
-        <w:spacing w:before="200" w:after="40"/>
+        <w:spacing w:before="240" w:after="60"/>
       </w:pPr>
       <w:r>
         <w:rPr>
-          <w:rFonts w:ascii="Arial" w:hAnsi="Arial"/>
+          <w:rFonts w:ascii="Times New Roman" w:hAnsi="Times New Roman"/>
           <w:b/>
-          <w:color w:val="1A2C4C"/>
+          <w:color w:val="0A192F"/>
           <w:sz w:val="22"/>
         </w:rPr>
-        <w:t>CLÁUSULA SEGUNDA – DO PARCELAMENTO</w:t>
+        <w:t>CLÁUSULA SEGUNDA – DO PLANO DE PAGAMENTO E PARCELAMENTO</w:t>
       </w:r>
     </w:p>
     <w:p>
       <w:pPr>
-        <w:spacing w:before="0" w:after="120" w:line="276" w:lineRule="auto"/>
+        <w:spacing w:before="0" w:after="160" w:line="300" w:lineRule="auto"/>
+        <w:jc w:val="both"/>
       </w:pPr>
       <w:r>
         <w:rPr>
-          <w:rFonts w:ascii="Arial" w:hAnsi="Arial"/>
-          <w:color w:val="282828"/>
-          <w:sz w:val="20"/>
+          <w:rFonts w:ascii="Times New Roman" w:hAnsi="Times New Roman"/>
+          <w:color w:val="1E1E1E"/>
+          <w:sz w:val="21"/>
         </w:rPr>
-        <w:t>A dívida será quitada em [XX] parcelas mensais de R$ [VALOR], vencendo-se a primeira em [DATA].</w:t>
+        <w:t>2.1. O montante confessado será adimplido pelo DEVEDOR nas seguintes condições:</w:t>
+        <w:br/>
+        <w:t>a) Entrada à vista de R$ [VALOR ENTRADA] ([EXTENSO]), paga nesta data;</w:t>
+        <w:br/>
+        <w:t>b) O saldo devedor remanescente de R$ [VALOR SALDO] será liquidado em [NÚMERO DE PARCELAS] parcelas mensais, iguais e sucessivas de R$ [VALOR PARCELA], vencendo a primeira em [DATA DO 1º VENCIMENTO] e as demais nos meses subsequentes.</w:t>
+        <w:br/>
+        <w:br/>
+        <w:t>2.2. Os pagamentos serão realizados impreterivelmente via PIX ou TED na conta bancária de titularidade exclusiva do CREDOR: Banco [BANCO], Agência [AGÊNCIA], Conta Corrente [CONTA], Chave PIX: [CHAVE PIX].</w:t>
       </w:r>
     </w:p>
     <w:p>
       <w:pPr>
-        <w:spacing w:before="200" w:after="40"/>
+        <w:spacing w:before="240" w:after="60"/>
       </w:pPr>
       <w:r>
         <w:rPr>
-          <w:rFonts w:ascii="Arial" w:hAnsi="Arial"/>
+          <w:rFonts w:ascii="Times New Roman" w:hAnsi="Times New Roman"/>
           <w:b/>
-          <w:color w:val="1A2C4C"/>
+          <w:color w:val="0A192F"/>
           <w:sz w:val="22"/>
         </w:rPr>
-        <w:t>CLÁUSULA TERCEIRA – DO VENCIMENTO ANTECIPADO</w:t>
+        <w:t>CLÁUSULA TERCEIRA – DA MORA E DO VENCIMENTO ANTECIPADO DA DÍVIDA</w:t>
       </w:r>
     </w:p>
     <w:p>
       <w:pPr>
-        <w:spacing w:before="0" w:after="120" w:line="276" w:lineRule="auto"/>
+        <w:spacing w:before="0" w:after="160" w:line="300" w:lineRule="auto"/>
+        <w:jc w:val="both"/>
       </w:pPr>
       <w:r>
         <w:rPr>
-          <w:rFonts w:ascii="Arial" w:hAnsi="Arial"/>
-          <w:color w:val="282828"/>
-          <w:sz w:val="20"/>
+          <w:rFonts w:ascii="Times New Roman" w:hAnsi="Times New Roman"/>
+          <w:color w:val="1E1E1E"/>
+          <w:sz w:val="21"/>
         </w:rPr>
-        <w:t>O inadimplemento de qualquer parcela acarreta o vencimento antecipado de toda a dívida com multa de 10% e juros de mora.</w:t>
+        <w:t>3.1. O não pagamento de qualquer prestação no vencimento sujeitará o DEVEDOR aos seguintes encargos:</w:t>
+        <w:br/>
+        <w:t>a) Multa moratória não compensatória de 10% (dez por cento) sobre o valor da prestação em atraso;</w:t>
+        <w:br/>
+        <w:t>b) Juros moratórios legais de 1% (um por cento) ao mês, pro rata die;</w:t>
+        <w:br/>
+        <w:t>c) Correção monetária pela variação positiva acumulada do IPCA/IBGE.</w:t>
+        <w:br/>
+        <w:br/>
+        <w:t>3.2. O atraso no pagamento de qualquer parcela por prazo superior a 15 (quinze) dias acarretará o VENCIMENTO ANTECIPADO AUTOMÁTICO DE TODAS AS PARCELAS VINCENDAS, tornando exigível de imediato a totalidade do saldo devedor.</w:t>
       </w:r>
     </w:p>
     <w:p>
+      <w:pPr>
+        <w:spacing w:before="240" w:after="60"/>
+      </w:pPr>
       <w:r>
+        <w:rPr>
+          <w:rFonts w:ascii="Times New Roman" w:hAnsi="Times New Roman"/>
+          <w:b/>
+          <w:color w:val="0A192F"/>
+          <w:sz w:val="22"/>
+        </w:rPr>
+        <w:t>CLÁUSULA QUARTA – DA FORÇA EXECUTIVA EXTRAJUDICIAL E PROTESTO</w:t>
+      </w:r>
+    </w:p>
+    <w:p>
+      <w:pPr>
+        <w:spacing w:before="0" w:after="160" w:line="300" w:lineRule="auto"/>
+        <w:jc w:val="both"/>
+      </w:pPr>
+      <w:r>
+        <w:rPr>
+          <w:rFonts w:ascii="Times New Roman" w:hAnsi="Times New Roman"/>
+          <w:color w:val="1E1E1E"/>
+          <w:sz w:val="21"/>
+        </w:rPr>
+        <w:t>4.1. As partes reconhecem que este contrato preenche integralmente os pressupostos do artigo 784, inciso III, do CPC, possuindo eficácia de TÍTULO EXECUTIVO EXTRAJUDICIAL.</w:t>
+        <w:br/>
+        <w:br/>
+        <w:t>4.2. Em caso de inadimplemento, o CREDOR fica autorizado a protestar a dívida em Cartório de Protestos, negativar o nome do DEVEDOR no SPC/Serasa e ajuizar Ação de Execução de Título Extrajudicial com constrição de ativos bancários (Sisbajud) e acréscimo de honorários advocatícios de 20% (art. 827 do CPC).</w:t>
+      </w:r>
+    </w:p>
+    <w:p>
+      <w:pPr>
+        <w:spacing w:before="240" w:after="60"/>
+      </w:pPr>
+      <w:r>
+        <w:rPr>
+          <w:rFonts w:ascii="Times New Roman" w:hAnsi="Times New Roman"/>
+          <w:b/>
+          <w:color w:val="0A192F"/>
+          <w:sz w:val="22"/>
+        </w:rPr>
+        <w:t>CLÁUSULA QUINTA – DO FORO</w:t>
+      </w:r>
+    </w:p>
+    <w:p>
+      <w:pPr>
+        <w:spacing w:before="0" w:after="160" w:line="300" w:lineRule="auto"/>
+        <w:jc w:val="both"/>
+      </w:pPr>
+      <w:r>
+        <w:rPr>
+          <w:rFonts w:ascii="Times New Roman" w:hAnsi="Times New Roman"/>
+          <w:color w:val="1E1E1E"/>
+          <w:sz w:val="21"/>
+        </w:rPr>
+        <w:t>5.1. Para a execução do presente título, as partes elegem com renúncia irretratável a qualquer outro o Foro da Comarca de [CIDADE/UF].</w:t>
+      </w:r>
+    </w:p>
+    <w:p>
+      <w:pPr>
+        <w:spacing w:before="360" w:after="480"/>
+      </w:pPr>
+      <w:r>
+        <w:rPr>
+          <w:rFonts w:ascii="Times New Roman" w:hAnsi="Times New Roman"/>
+          <w:sz w:val="21"/>
+        </w:rPr>
+        <w:t>E, por estarem assim justas, acordadas e contratadas, as partes firmam o presente instrumento em 02 (duas) vias de igual teor e forma, na presença das 02 (duas) testemunhas instrumentárias abaixo qualificadas, que a tudo assistiram e dão fé.</w:t>
+        <w:br/>
         <w:br/>
         <w:t>[CIDADE/UF], [DIA] de [MÊS] de 202[X].</w:t>
         <w:br/>
         <w:br/>
-      </w:r>
-    </w:p>
-    <w:p>
-      <w:r>
-        <w:t>_________________________________________</w:t>
         <w:br/>
-        <w:t>PRIMEIRA PARTE / CONTRATANTE</w:t>
+        <w:t>___________________________________________________________</w:t>
+        <w:br/>
+        <w:t>PRIMEIRA PARTE</w:t>
+        <w:br/>
+        <w:t>CPF/CNPJ nº [NÚMERO]</w:t>
         <w:br/>
         <w:br/>
-        <w:t>_________________________________________</w:t>
         <w:br/>
-        <w:t>SEGUNDA PARTE / CONTRATADA</w:t>
+        <w:t>___________________________________________________________</w:t>
+        <w:br/>
+        <w:t>SEGUNDA PARTE</w:t>
+        <w:br/>
+        <w:t>CPF/CNPJ nº [NÚMERO]</w:t>
         <w:br/>
         <w:br/>
-      </w:r>
-    </w:p>
-    <w:p>
-      <w:r>
-        <w:t>TESTEMUNHAS:</w:t>
         <w:br/>
-        <w:t>1. Nome: ____________________ CPF: ______________</w:t>
+        <w:t>TESTEMUNHAS INSTRUMENTÁRIAS:</w:t>
         <w:br/>
-        <w:t>2. Nome: ____________________ CPF: ______________</w:t>
+        <w:br/>
+        <w:t>1. ______________________________________</w:t>
+        <w:br/>
+        <w:t>Nome: [NOME COMPLETO DA TESTEMUNHA 1]</w:t>
+        <w:br/>
+        <w:t>RG nº [NÚMERO] | CPF nº [NÚMERO]</w:t>
+        <w:br/>
+        <w:br/>
+        <w:t>2. ______________________________________</w:t>
+        <w:br/>
+        <w:t>Nome: [NOME COMPLETO DA TESTEMUNHA 2]</w:t>
+        <w:br/>
+        <w:t>RG nº [NÚMERO] | CPF nº [NÚMERO]</w:t>
       </w:r>
     </w:p>
     <w:sectPr>
